--- a/LCP Windows Build Guide.docx
+++ b/LCP Windows Build Guide.docx
@@ -1,6 +1,6 @@
 
 <file path=word/document.xml><?xml version="1.0" encoding="utf-8"?>
-<w:document xmlns:wpc="http://schemas.microsoft.com/office/word/2010/wordprocessingCanvas" xmlns:cx="http://schemas.microsoft.com/office/drawing/2014/chartex" xmlns:cx1="http://schemas.microsoft.com/office/drawing/2015/9/8/chartex" xmlns:cx2="http://schemas.microsoft.com/office/drawing/2015/10/21/chartex" xmlns:cx3="http://schemas.microsoft.com/office/drawing/2016/5/9/chartex" xmlns:cx4="http://schemas.microsoft.com/office/drawing/2016/5/10/chartex" xmlns:cx5="http://schemas.microsoft.com/office/drawing/2016/5/11/chartex" xmlns:cx6="http://schemas.microsoft.com/office/drawing/2016/5/12/chartex" xmlns:cx7="http://schemas.microsoft.com/office/drawing/2016/5/13/chartex" xmlns:cx8="http://schemas.microsoft.com/office/drawing/2016/5/14/chartex" xmlns:mc="http://schemas.openxmlformats.org/markup-compatibility/2006" xmlns:aink="http://schemas.microsoft.com/office/drawing/2016/ink" xmlns:am3d="http://schemas.microsoft.com/office/drawing/2017/model3d" xmlns:o="urn:schemas-microsoft-com:office:office" xmlns:r="http://schemas.openxmlformats.org/officeDocument/2006/relationships" xmlns:m="http://schemas.openxmlformats.org/officeDocument/2006/math" xmlns:v="urn:schemas-microsoft-com:vml" xmlns:wp14="http://schemas.microsoft.com/office/word/2010/wordprocessingDrawing" xmlns:wp="http://schemas.openxmlformats.org/drawingml/2006/wordprocessingDrawing" xmlns:w10="urn:schemas-microsoft-com:office:word" xmlns:w="http://schemas.openxmlformats.org/wordprocessingml/2006/main" xmlns:w14="http://schemas.microsoft.com/office/word/2010/wordml" xmlns:w15="http://schemas.microsoft.com/office/word/2012/wordml" xmlns:w16cid="http://schemas.microsoft.com/office/word/2016/wordml/cid" xmlns:w16se="http://schemas.microsoft.com/office/word/2015/wordml/symex" xmlns:wpg="http://schemas.microsoft.com/office/word/2010/wordprocessingGroup" xmlns:wpi="http://schemas.microsoft.com/office/word/2010/wordprocessingInk" xmlns:wne="http://schemas.microsoft.com/office/word/2006/wordml" xmlns:wps="http://schemas.microsoft.com/office/word/2010/wordprocessingShape" mc:Ignorable="w14 w15 w16se w16cid wp14">
+<w:document xmlns:wpc="http://schemas.microsoft.com/office/word/2010/wordprocessingCanvas" xmlns:cx="http://schemas.microsoft.com/office/drawing/2014/chartex" xmlns:cx1="http://schemas.microsoft.com/office/drawing/2015/9/8/chartex" xmlns:cx2="http://schemas.microsoft.com/office/drawing/2015/10/21/chartex" xmlns:cx3="http://schemas.microsoft.com/office/drawing/2016/5/9/chartex" xmlns:cx4="http://schemas.microsoft.com/office/drawing/2016/5/10/chartex" xmlns:cx5="http://schemas.microsoft.com/office/drawing/2016/5/11/chartex" xmlns:cx6="http://schemas.microsoft.com/office/drawing/2016/5/12/chartex" xmlns:cx7="http://schemas.microsoft.com/office/drawing/2016/5/13/chartex" xmlns:cx8="http://schemas.microsoft.com/office/drawing/2016/5/14/chartex" xmlns:mc="http://schemas.openxmlformats.org/markup-compatibility/2006" xmlns:aink="http://schemas.microsoft.com/office/drawing/2016/ink" xmlns:am3d="http://schemas.microsoft.com/office/drawing/2017/model3d" xmlns:o="urn:schemas-microsoft-com:office:office" xmlns:r="http://schemas.openxmlformats.org/officeDocument/2006/relationships" xmlns:m="http://schemas.openxmlformats.org/officeDocument/2006/math" xmlns:v="urn:schemas-microsoft-com:vml" xmlns:wp14="http://schemas.microsoft.com/office/word/2010/wordprocessingDrawing" xmlns:wp="http://schemas.openxmlformats.org/drawingml/2006/wordprocessingDrawing" xmlns:w10="urn:schemas-microsoft-com:office:word" xmlns:w="http://schemas.openxmlformats.org/wordprocessingml/2006/main" xmlns:w14="http://schemas.microsoft.com/office/word/2010/wordml" xmlns:w15="http://schemas.microsoft.com/office/word/2012/wordml" xmlns:w16cex="http://schemas.microsoft.com/office/word/2018/wordml/cex" xmlns:w16cid="http://schemas.microsoft.com/office/word/2016/wordml/cid" xmlns:w16="http://schemas.microsoft.com/office/word/2018/wordml" xmlns:w16sdtdh="http://schemas.microsoft.com/office/word/2020/wordml/sdtdatahash" xmlns:w16se="http://schemas.microsoft.com/office/word/2015/wordml/symex" xmlns:wpg="http://schemas.microsoft.com/office/word/2010/wordprocessingGroup" xmlns:wpi="http://schemas.microsoft.com/office/word/2010/wordprocessingInk" xmlns:wne="http://schemas.microsoft.com/office/word/2006/wordml" xmlns:wps="http://schemas.microsoft.com/office/word/2010/wordprocessingShape" mc:Ignorable="w14 w15 w16se w16cid w16 w16cex w16sdtdh wp14">
   <w:body>
     <w:p>
       <w:pPr>
@@ -88,15 +88,7 @@
         </w:numPr>
       </w:pPr>
       <w:r>
-        <w:t xml:space="preserve"> </w:t>
-      </w:r>
-      <w:proofErr w:type="spellStart"/>
-      <w:r>
-        <w:t>CMake</w:t>
-      </w:r>
-      <w:proofErr w:type="spellEnd"/>
-      <w:r>
-        <w:t xml:space="preserve"> For Windows: </w:t>
+        <w:t xml:space="preserve"> CMake For Windows: </w:t>
       </w:r>
     </w:p>
     <w:p>
@@ -128,15 +120,7 @@
         </w:numPr>
       </w:pPr>
       <w:r>
-        <w:t xml:space="preserve">Ninja </w:t>
-      </w:r>
-      <w:proofErr w:type="spellStart"/>
-      <w:r>
-        <w:t>CMake</w:t>
-      </w:r>
-      <w:proofErr w:type="spellEnd"/>
-      <w:r>
-        <w:t xml:space="preserve"> Backend: </w:t>
+        <w:t xml:space="preserve">Ninja CMake Backend: </w:t>
       </w:r>
     </w:p>
     <w:p>
@@ -167,13 +151,8 @@
           <w:numId w:val="1"/>
         </w:numPr>
       </w:pPr>
-      <w:proofErr w:type="spellStart"/>
-      <w:r>
-        <w:t>Segger</w:t>
-      </w:r>
-      <w:proofErr w:type="spellEnd"/>
-      <w:r>
-        <w:t xml:space="preserve"> J-Link Tools: </w:t>
+      <w:r>
+        <w:t xml:space="preserve">Segger J-Link Tools: </w:t>
       </w:r>
     </w:p>
     <w:p>
@@ -198,6 +177,36 @@
     </w:p>
     <w:p>
       <w:pPr>
+        <w:pStyle w:val="ListParagraph"/>
+        <w:numPr>
+          <w:ilvl w:val="0"/>
+          <w:numId w:val="1"/>
+        </w:numPr>
+      </w:pPr>
+      <w:r>
+        <w:t>AmbiqSuiteSDK</w:t>
+      </w:r>
+      <w:r>
+        <w:t>:</w:t>
+      </w:r>
+    </w:p>
+    <w:p>
+      <w:pPr>
+        <w:pStyle w:val="ListParagraph"/>
+        <w:numPr>
+          <w:ilvl w:val="1"/>
+          <w:numId w:val="1"/>
+        </w:numPr>
+      </w:pPr>
+      <w:r>
+        <w:t xml:space="preserve">Clone the repo:  </w:t>
+      </w:r>
+      <w:r>
+        <w:t>https://github.com/sparkfun/AmbiqSuiteSDK</w:t>
+      </w:r>
+    </w:p>
+    <w:p>
+      <w:pPr>
         <w:pStyle w:val="Heading1"/>
       </w:pPr>
       <w:r>
@@ -227,23 +236,7 @@
         </w:numPr>
       </w:pPr>
       <w:r>
-        <w:t>C:\Program Files (x</w:t>
-      </w:r>
-      <w:proofErr w:type="gramStart"/>
-      <w:r>
-        <w:t>86)\</w:t>
-      </w:r>
-      <w:proofErr w:type="gramEnd"/>
-      <w:r>
-        <w:t>Arm GNU Toolchain arm-none-</w:t>
-      </w:r>
-      <w:proofErr w:type="spellStart"/>
-      <w:r>
-        <w:t>eabi</w:t>
-      </w:r>
-      <w:proofErr w:type="spellEnd"/>
-      <w:r>
-        <w:t>\14.2 rel1\bin</w:t>
+        <w:t>C:\Program Files (x86)\Arm GNU Toolchain arm-none-eabi\14.2 rel1\bin</w:t>
       </w:r>
     </w:p>
     <w:p>
@@ -267,13 +260,8 @@
         </w:numPr>
       </w:pPr>
       <w:r>
-        <w:t>C:\Program Files\SEGGER\</w:t>
-      </w:r>
-      <w:proofErr w:type="spellStart"/>
-      <w:r>
-        <w:t>JLink</w:t>
-      </w:r>
-      <w:proofErr w:type="spellEnd"/>
+        <w:t>C:\Program Files\SEGGER\JLink_V860</w:t>
+      </w:r>
     </w:p>
     <w:p>
       <w:r>
@@ -284,8 +272,55 @@
       <w:r>
         <w:t>Note: “C:\Tools\ninja-win” can be wherever the ninja binary is located in the system.</w:t>
       </w:r>
-      <w:bookmarkStart w:id="0" w:name="_GoBack"/>
-      <w:bookmarkEnd w:id="0"/>
+    </w:p>
+    <w:p>
+      <w:r>
+        <w:t>Note: “C:\Program Files\SEGGER\JLink_V860” may be different, check your installation and use the correct version path.</w:t>
+      </w:r>
+    </w:p>
+    <w:p>
+      <w:pPr>
+        <w:pStyle w:val="Heading1"/>
+      </w:pPr>
+      <w:r>
+        <w:t>Hardware Required:</w:t>
+      </w:r>
+    </w:p>
+    <w:p>
+      <w:pPr>
+        <w:pStyle w:val="ListParagraph"/>
+        <w:numPr>
+          <w:ilvl w:val="0"/>
+          <w:numId w:val="4"/>
+        </w:numPr>
+      </w:pPr>
+      <w:r>
+        <w:t>Tag Connect Plug o’nails: TC2030-CTX</w:t>
+      </w:r>
+    </w:p>
+    <w:p>
+      <w:pPr>
+        <w:pStyle w:val="ListParagraph"/>
+        <w:numPr>
+          <w:ilvl w:val="0"/>
+          <w:numId w:val="4"/>
+        </w:numPr>
+      </w:pPr>
+      <w:r>
+        <w:t>SEGGER J-Link EDU Mini V2</w:t>
+      </w:r>
+    </w:p>
+    <w:p>
+      <w:pPr>
+        <w:pStyle w:val="ListParagraph"/>
+        <w:numPr>
+          <w:ilvl w:val="0"/>
+          <w:numId w:val="4"/>
+        </w:numPr>
+      </w:pPr>
+      <w:r>
+        <w:t>USB to TTL serial adapter:  FT232RL</w:t>
+      </w:r>
     </w:p>
     <w:p>
       <w:pPr>
@@ -315,13 +350,8 @@
           <w:numId w:val="3"/>
         </w:numPr>
       </w:pPr>
-      <w:proofErr w:type="spellStart"/>
-      <w:r>
-        <w:t>mkdir</w:t>
-      </w:r>
-      <w:proofErr w:type="spellEnd"/>
-      <w:r>
-        <w:t xml:space="preserve"> build</w:t>
+      <w:r>
+        <w:t>mkdir build</w:t>
       </w:r>
     </w:p>
     <w:p>
@@ -348,15 +378,7 @@
         <w:t>In the ‘build’ directory, u</w:t>
       </w:r>
       <w:r>
-        <w:t xml:space="preserve">se </w:t>
-      </w:r>
-      <w:proofErr w:type="spellStart"/>
-      <w:r>
-        <w:t>CMake</w:t>
-      </w:r>
-      <w:proofErr w:type="spellEnd"/>
-      <w:r>
-        <w:t xml:space="preserve"> to get the project ready for building with the toolchain:</w:t>
+        <w:t>se CMake to get the project ready for building with the toolchain:</w:t>
       </w:r>
     </w:p>
     <w:p>
@@ -367,39 +389,8 @@
           <w:numId w:val="3"/>
         </w:numPr>
       </w:pPr>
-      <w:proofErr w:type="spellStart"/>
-      <w:r>
-        <w:t>cmake</w:t>
-      </w:r>
-      <w:proofErr w:type="spellEnd"/>
-      <w:proofErr w:type="gramStart"/>
-      <w:r>
-        <w:t xml:space="preserve"> ..</w:t>
-      </w:r>
-      <w:proofErr w:type="gramEnd"/>
-      <w:r>
-        <w:t xml:space="preserve"> -DCMAKE_TOOLCHAIN_FILE</w:t>
-      </w:r>
-      <w:proofErr w:type="gramStart"/>
-      <w:r>
-        <w:t>=”../arm-</w:t>
-      </w:r>
-      <w:proofErr w:type="spellStart"/>
-      <w:r>
-        <w:t>gcc</w:t>
-      </w:r>
-      <w:proofErr w:type="spellEnd"/>
-      <w:r>
-        <w:t>-</w:t>
-      </w:r>
-      <w:proofErr w:type="spellStart"/>
-      <w:r>
-        <w:t>toolchain.cmake</w:t>
-      </w:r>
-      <w:proofErr w:type="spellEnd"/>
-      <w:proofErr w:type="gramEnd"/>
-      <w:r>
-        <w:t>” -G “Ninja”</w:t>
+      <w:r>
+        <w:t>cmake .. -DCMAKE_TOOLCHAIN_FILE=”../arm-gcc-toolchain.cmake” -G “Ninja”</w:t>
       </w:r>
     </w:p>
     <w:p>
@@ -411,6 +402,7 @@
         </w:numPr>
       </w:pPr>
       <w:r>
+        <w:lastRenderedPageBreak/>
         <w:t>With the J-link connected, power on the board and u</w:t>
       </w:r>
       <w:r>
@@ -426,13 +418,32 @@
         </w:numPr>
       </w:pPr>
       <w:r>
-        <w:t xml:space="preserve">ninja </w:t>
-      </w:r>
-      <w:proofErr w:type="spellStart"/>
-      <w:r>
-        <w:t>flash_jlink</w:t>
-      </w:r>
-      <w:proofErr w:type="spellEnd"/>
+        <w:t>ninja flash_jlink</w:t>
+      </w:r>
+    </w:p>
+    <w:p>
+      <w:pPr>
+        <w:pStyle w:val="ListParagraph"/>
+        <w:numPr>
+          <w:ilvl w:val="0"/>
+          <w:numId w:val="3"/>
+        </w:numPr>
+      </w:pPr>
+      <w:r>
+        <w:t>Alternative flash using RS232 to TTL (only works if there is no error state on control board, i.e. not the first flash and logger has the correct pressure profiles).</w:t>
+      </w:r>
+    </w:p>
+    <w:p>
+      <w:pPr>
+        <w:pStyle w:val="ListParagraph"/>
+        <w:numPr>
+          <w:ilvl w:val="1"/>
+          <w:numId w:val="3"/>
+        </w:numPr>
+      </w:pPr>
+      <w:r>
+        <w:t>Ninja bootload_asb</w:t>
+      </w:r>
     </w:p>
     <w:sectPr>
       <w:pgSz w:w="12240" w:h="15840"/>
@@ -445,8 +456,94 @@
 </file>
 
 <file path=word/numbering.xml><?xml version="1.0" encoding="utf-8"?>
-<w:numbering xmlns:wpc="http://schemas.microsoft.com/office/word/2010/wordprocessingCanvas" xmlns:cx="http://schemas.microsoft.com/office/drawing/2014/chartex" xmlns:cx1="http://schemas.microsoft.com/office/drawing/2015/9/8/chartex" xmlns:cx2="http://schemas.microsoft.com/office/drawing/2015/10/21/chartex" xmlns:cx3="http://schemas.microsoft.com/office/drawing/2016/5/9/chartex" xmlns:cx4="http://schemas.microsoft.com/office/drawing/2016/5/10/chartex" xmlns:cx5="http://schemas.microsoft.com/office/drawing/2016/5/11/chartex" xmlns:cx6="http://schemas.microsoft.com/office/drawing/2016/5/12/chartex" xmlns:cx7="http://schemas.microsoft.com/office/drawing/2016/5/13/chartex" xmlns:cx8="http://schemas.microsoft.com/office/drawing/2016/5/14/chartex" xmlns:mc="http://schemas.openxmlformats.org/markup-compatibility/2006" xmlns:aink="http://schemas.microsoft.com/office/drawing/2016/ink" xmlns:am3d="http://schemas.microsoft.com/office/drawing/2017/model3d" xmlns:o="urn:schemas-microsoft-com:office:office" xmlns:r="http://schemas.openxmlformats.org/officeDocument/2006/relationships" xmlns:m="http://schemas.openxmlformats.org/officeDocument/2006/math" xmlns:v="urn:schemas-microsoft-com:vml" xmlns:wp14="http://schemas.microsoft.com/office/word/2010/wordprocessingDrawing" xmlns:wp="http://schemas.openxmlformats.org/drawingml/2006/wordprocessingDrawing" xmlns:w10="urn:schemas-microsoft-com:office:word" xmlns:w="http://schemas.openxmlformats.org/wordprocessingml/2006/main" xmlns:w14="http://schemas.microsoft.com/office/word/2010/wordml" xmlns:w15="http://schemas.microsoft.com/office/word/2012/wordml" xmlns:w16cid="http://schemas.microsoft.com/office/word/2016/wordml/cid" xmlns:w16se="http://schemas.microsoft.com/office/word/2015/wordml/symex" xmlns:wpg="http://schemas.microsoft.com/office/word/2010/wordprocessingGroup" xmlns:wpi="http://schemas.microsoft.com/office/word/2010/wordprocessingInk" xmlns:wne="http://schemas.microsoft.com/office/word/2006/wordml" xmlns:wps="http://schemas.microsoft.com/office/word/2010/wordprocessingShape" mc:Ignorable="w14 w15 w16se w16cid wp14">
+<w:numbering xmlns:wpc="http://schemas.microsoft.com/office/word/2010/wordprocessingCanvas" xmlns:cx="http://schemas.microsoft.com/office/drawing/2014/chartex" xmlns:cx1="http://schemas.microsoft.com/office/drawing/2015/9/8/chartex" xmlns:cx2="http://schemas.microsoft.com/office/drawing/2015/10/21/chartex" xmlns:cx3="http://schemas.microsoft.com/office/drawing/2016/5/9/chartex" xmlns:cx4="http://schemas.microsoft.com/office/drawing/2016/5/10/chartex" xmlns:cx5="http://schemas.microsoft.com/office/drawing/2016/5/11/chartex" xmlns:cx6="http://schemas.microsoft.com/office/drawing/2016/5/12/chartex" xmlns:cx7="http://schemas.microsoft.com/office/drawing/2016/5/13/chartex" xmlns:cx8="http://schemas.microsoft.com/office/drawing/2016/5/14/chartex" xmlns:mc="http://schemas.openxmlformats.org/markup-compatibility/2006" xmlns:aink="http://schemas.microsoft.com/office/drawing/2016/ink" xmlns:am3d="http://schemas.microsoft.com/office/drawing/2017/model3d" xmlns:o="urn:schemas-microsoft-com:office:office" xmlns:r="http://schemas.openxmlformats.org/officeDocument/2006/relationships" xmlns:m="http://schemas.openxmlformats.org/officeDocument/2006/math" xmlns:v="urn:schemas-microsoft-com:vml" xmlns:wp14="http://schemas.microsoft.com/office/word/2010/wordprocessingDrawing" xmlns:wp="http://schemas.openxmlformats.org/drawingml/2006/wordprocessingDrawing" xmlns:w10="urn:schemas-microsoft-com:office:word" xmlns:w="http://schemas.openxmlformats.org/wordprocessingml/2006/main" xmlns:w14="http://schemas.microsoft.com/office/word/2010/wordml" xmlns:w15="http://schemas.microsoft.com/office/word/2012/wordml" xmlns:w16cex="http://schemas.microsoft.com/office/word/2018/wordml/cex" xmlns:w16cid="http://schemas.microsoft.com/office/word/2016/wordml/cid" xmlns:w16="http://schemas.microsoft.com/office/word/2018/wordml" xmlns:w16sdtdh="http://schemas.microsoft.com/office/word/2020/wordml/sdtdatahash" xmlns:w16se="http://schemas.microsoft.com/office/word/2015/wordml/symex" xmlns:wpg="http://schemas.microsoft.com/office/word/2010/wordprocessingGroup" xmlns:wpi="http://schemas.microsoft.com/office/word/2010/wordprocessingInk" xmlns:wne="http://schemas.microsoft.com/office/word/2006/wordml" xmlns:wps="http://schemas.microsoft.com/office/word/2010/wordprocessingShape" mc:Ignorable="w14 w15 w16se w16cid w16 w16cex w16sdtdh wp14">
   <w:abstractNum w:abstractNumId="0" w15:restartNumberingAfterBreak="0">
+    <w:nsid w:val="65FC48E2"/>
+    <w:multiLevelType w:val="hybridMultilevel"/>
+    <w:tmpl w:val="A294B8AA"/>
+    <w:lvl w:ilvl="0" w:tplc="0409000F">
+      <w:start w:val="1"/>
+      <w:numFmt w:val="decimal"/>
+      <w:lvlText w:val="%1."/>
+      <w:lvlJc w:val="left"/>
+      <w:pPr>
+        <w:ind w:left="720" w:hanging="360"/>
+      </w:pPr>
+    </w:lvl>
+    <w:lvl w:ilvl="1" w:tplc="04090019" w:tentative="1">
+      <w:start w:val="1"/>
+      <w:numFmt w:val="lowerLetter"/>
+      <w:lvlText w:val="%2."/>
+      <w:lvlJc w:val="left"/>
+      <w:pPr>
+        <w:ind w:left="1440" w:hanging="360"/>
+      </w:pPr>
+    </w:lvl>
+    <w:lvl w:ilvl="2" w:tplc="0409001B" w:tentative="1">
+      <w:start w:val="1"/>
+      <w:numFmt w:val="lowerRoman"/>
+      <w:lvlText w:val="%3."/>
+      <w:lvlJc w:val="right"/>
+      <w:pPr>
+        <w:ind w:left="2160" w:hanging="180"/>
+      </w:pPr>
+    </w:lvl>
+    <w:lvl w:ilvl="3" w:tplc="0409000F" w:tentative="1">
+      <w:start w:val="1"/>
+      <w:numFmt w:val="decimal"/>
+      <w:lvlText w:val="%4."/>
+      <w:lvlJc w:val="left"/>
+      <w:pPr>
+        <w:ind w:left="2880" w:hanging="360"/>
+      </w:pPr>
+    </w:lvl>
+    <w:lvl w:ilvl="4" w:tplc="04090019" w:tentative="1">
+      <w:start w:val="1"/>
+      <w:numFmt w:val="lowerLetter"/>
+      <w:lvlText w:val="%5."/>
+      <w:lvlJc w:val="left"/>
+      <w:pPr>
+        <w:ind w:left="3600" w:hanging="360"/>
+      </w:pPr>
+    </w:lvl>
+    <w:lvl w:ilvl="5" w:tplc="0409001B" w:tentative="1">
+      <w:start w:val="1"/>
+      <w:numFmt w:val="lowerRoman"/>
+      <w:lvlText w:val="%6."/>
+      <w:lvlJc w:val="right"/>
+      <w:pPr>
+        <w:ind w:left="4320" w:hanging="180"/>
+      </w:pPr>
+    </w:lvl>
+    <w:lvl w:ilvl="6" w:tplc="0409000F" w:tentative="1">
+      <w:start w:val="1"/>
+      <w:numFmt w:val="decimal"/>
+      <w:lvlText w:val="%7."/>
+      <w:lvlJc w:val="left"/>
+      <w:pPr>
+        <w:ind w:left="5040" w:hanging="360"/>
+      </w:pPr>
+    </w:lvl>
+    <w:lvl w:ilvl="7" w:tplc="04090019" w:tentative="1">
+      <w:start w:val="1"/>
+      <w:numFmt w:val="lowerLetter"/>
+      <w:lvlText w:val="%8."/>
+      <w:lvlJc w:val="left"/>
+      <w:pPr>
+        <w:ind w:left="5760" w:hanging="360"/>
+      </w:pPr>
+    </w:lvl>
+    <w:lvl w:ilvl="8" w:tplc="0409001B" w:tentative="1">
+      <w:start w:val="1"/>
+      <w:numFmt w:val="lowerRoman"/>
+      <w:lvlText w:val="%9."/>
+      <w:lvlJc w:val="right"/>
+      <w:pPr>
+        <w:ind w:left="6480" w:hanging="180"/>
+      </w:pPr>
+    </w:lvl>
+  </w:abstractNum>
+  <w:abstractNum w:abstractNumId="1" w15:restartNumberingAfterBreak="0">
     <w:nsid w:val="73706FA0"/>
     <w:multiLevelType w:val="hybridMultilevel"/>
     <w:tmpl w:val="950C8814"/>
@@ -538,7 +635,7 @@
       </w:pPr>
     </w:lvl>
   </w:abstractNum>
-  <w:abstractNum w:abstractNumId="1" w15:restartNumberingAfterBreak="0">
+  <w:abstractNum w:abstractNumId="2" w15:restartNumberingAfterBreak="0">
     <w:nsid w:val="73C87F21"/>
     <w:multiLevelType w:val="hybridMultilevel"/>
     <w:tmpl w:val="EC0639CE"/>
@@ -627,7 +724,7 @@
       </w:pPr>
     </w:lvl>
   </w:abstractNum>
-  <w:abstractNum w:abstractNumId="2" w15:restartNumberingAfterBreak="0">
+  <w:abstractNum w:abstractNumId="3" w15:restartNumberingAfterBreak="0">
     <w:nsid w:val="79905530"/>
     <w:multiLevelType w:val="hybridMultilevel"/>
     <w:tmpl w:val="AB00C608"/>
@@ -741,19 +838,22 @@
     </w:lvl>
   </w:abstractNum>
   <w:num w:numId="1">
-    <w:abstractNumId w:val="0"/>
+    <w:abstractNumId w:val="1"/>
   </w:num>
   <w:num w:numId="2">
+    <w:abstractNumId w:val="3"/>
+  </w:num>
+  <w:num w:numId="3">
     <w:abstractNumId w:val="2"/>
   </w:num>
-  <w:num w:numId="3">
-    <w:abstractNumId w:val="1"/>
+  <w:num w:numId="4">
+    <w:abstractNumId w:val="0"/>
   </w:num>
 </w:numbering>
 </file>
 
 <file path=word/styles.xml><?xml version="1.0" encoding="utf-8"?>
-<w:styles xmlns:mc="http://schemas.openxmlformats.org/markup-compatibility/2006" xmlns:r="http://schemas.openxmlformats.org/officeDocument/2006/relationships" xmlns:w="http://schemas.openxmlformats.org/wordprocessingml/2006/main" xmlns:w14="http://schemas.microsoft.com/office/word/2010/wordml" xmlns:w15="http://schemas.microsoft.com/office/word/2012/wordml" xmlns:w16cid="http://schemas.microsoft.com/office/word/2016/wordml/cid" xmlns:w16se="http://schemas.microsoft.com/office/word/2015/wordml/symex" mc:Ignorable="w14 w15 w16se w16cid">
+<w:styles xmlns:mc="http://schemas.openxmlformats.org/markup-compatibility/2006" xmlns:r="http://schemas.openxmlformats.org/officeDocument/2006/relationships" xmlns:w="http://schemas.openxmlformats.org/wordprocessingml/2006/main" xmlns:w14="http://schemas.microsoft.com/office/word/2010/wordml" xmlns:w15="http://schemas.microsoft.com/office/word/2012/wordml" xmlns:w16cex="http://schemas.microsoft.com/office/word/2018/wordml/cex" xmlns:w16cid="http://schemas.microsoft.com/office/word/2016/wordml/cid" xmlns:w16="http://schemas.microsoft.com/office/word/2018/wordml" xmlns:w16sdtdh="http://schemas.microsoft.com/office/word/2020/wordml/sdtdatahash" xmlns:w16se="http://schemas.microsoft.com/office/word/2015/wordml/symex" mc:Ignorable="w14 w15 w16se w16cid w16 w16cex w16sdtdh">
   <w:docDefaults>
     <w:rPrDefault>
       <w:rPr>
@@ -769,7 +869,7 @@
       </w:pPr>
     </w:pPrDefault>
   </w:docDefaults>
-  <w:latentStyles w:defLockedState="0" w:defUIPriority="99" w:defSemiHidden="0" w:defUnhideWhenUsed="0" w:defQFormat="0" w:count="375">
+  <w:latentStyles w:defLockedState="0" w:defUIPriority="99" w:defSemiHidden="0" w:defUnhideWhenUsed="0" w:defQFormat="0" w:count="376">
     <w:lsdException w:name="Normal" w:uiPriority="0" w:qFormat="1"/>
     <w:lsdException w:name="heading 1" w:uiPriority="9" w:qFormat="1"/>
     <w:lsdException w:name="heading 2" w:semiHidden="1" w:uiPriority="9" w:unhideWhenUsed="1" w:qFormat="1"/>
@@ -1145,6 +1245,7 @@
     <w:lsdException w:name="Smart Hyperlink" w:semiHidden="1" w:unhideWhenUsed="1"/>
     <w:lsdException w:name="Hashtag" w:semiHidden="1" w:unhideWhenUsed="1"/>
     <w:lsdException w:name="Unresolved Mention" w:semiHidden="1" w:unhideWhenUsed="1"/>
+    <w:lsdException w:name="Smart Link" w:semiHidden="1" w:unhideWhenUsed="1"/>
   </w:latentStyles>
   <w:style w:type="paragraph" w:default="1" w:styleId="Normal">
     <w:name w:val="Normal"/>
